--- a/AI Content Generator_Documentation.docx
+++ b/AI Content Generator_Documentation.docx
@@ -2635,35 +2635,7 @@
           <w:sz w:val="26"/>
           <w:szCs w:val="26"/>
         </w:rPr>
-        <w:t xml:space="preserve"> </w:t>
-      </w:r>
-      <w:r>
-        <w:rPr>
-          <w:sz w:val="26"/>
-          <w:szCs w:val="26"/>
-        </w:rPr>
-        <w:t xml:space="preserve">function </w:t>
-      </w:r>
-      <w:r>
-        <w:rPr>
-          <w:sz w:val="26"/>
-          <w:szCs w:val="26"/>
-        </w:rPr>
-        <w:t>is created for</w:t>
-      </w:r>
-      <w:r>
-        <w:rPr>
-          <w:sz w:val="26"/>
-          <w:szCs w:val="26"/>
-        </w:rPr>
-        <w:t xml:space="preserve"> input validation that</w:t>
-      </w:r>
-      <w:r>
-        <w:rPr>
-          <w:sz w:val="26"/>
-          <w:szCs w:val="26"/>
-        </w:rPr>
-        <w:t>:</w:t>
+        <w:t xml:space="preserve"> function is created for input validation that:</w:t>
       </w:r>
     </w:p>
     <w:p>
@@ -4158,6 +4130,13 @@
       </w:r>
     </w:p>
     <w:p>
+      <w:pPr>
+        <w:rPr>
+          <w:rFonts w:cstheme="minorHAnsi"/>
+          <w:sz w:val="26"/>
+          <w:szCs w:val="26"/>
+        </w:rPr>
+      </w:pPr>
       <w:r>
         <w:rPr>
           <w:rFonts w:cstheme="minorHAnsi"/>
@@ -4190,6 +4169,1157 @@
         </w:rPr>
         <w:t>.</w:t>
       </w:r>
+    </w:p>
+    <w:p>
+      <w:pPr>
+        <w:rPr>
+          <w:rFonts w:cstheme="minorHAnsi"/>
+          <w:sz w:val="26"/>
+          <w:szCs w:val="26"/>
+        </w:rPr>
+      </w:pPr>
+    </w:p>
+    <w:p>
+      <w:pPr>
+        <w:rPr>
+          <w:rFonts w:ascii="Calibri" w:eastAsia="Calibri" w:hAnsi="Calibri" w:cs="Times New Roman"/>
+          <w:b/>
+          <w:bCs/>
+          <w:color w:val="2E74B5"/>
+          <w:kern w:val="0"/>
+          <w:sz w:val="32"/>
+          <w:szCs w:val="32"/>
+          <w:lang w:val="en-US"/>
+          <w14:ligatures w14:val="none"/>
+        </w:rPr>
+      </w:pPr>
+      <w:r>
+        <w:rPr>
+          <w:rFonts w:ascii="Calibri" w:eastAsia="Calibri" w:hAnsi="Calibri" w:cs="Times New Roman"/>
+          <w:b/>
+          <w:bCs/>
+          <w:color w:val="2E74B5"/>
+          <w:kern w:val="0"/>
+          <w:sz w:val="32"/>
+          <w:szCs w:val="32"/>
+          <w:lang w:val="en-US"/>
+          <w14:ligatures w14:val="none"/>
+        </w:rPr>
+        <w:t>9.Instructions to run the model:</w:t>
+      </w:r>
+    </w:p>
+    <w:p>
+      <w:pPr>
+        <w:rPr>
+          <w:rFonts w:ascii="Calibri" w:eastAsia="Calibri" w:hAnsi="Calibri" w:cs="Times New Roman"/>
+          <w:color w:val="ED7D31" w:themeColor="accent2"/>
+          <w:kern w:val="0"/>
+          <w:sz w:val="28"/>
+          <w:szCs w:val="28"/>
+          <w:lang w:val="en-US"/>
+          <w14:ligatures w14:val="none"/>
+        </w:rPr>
+      </w:pPr>
+      <w:r>
+        <w:rPr>
+          <w:rFonts w:ascii="Calibri" w:eastAsia="Calibri" w:hAnsi="Calibri" w:cs="Times New Roman"/>
+          <w:color w:val="ED7D31" w:themeColor="accent2"/>
+          <w:kern w:val="0"/>
+          <w:sz w:val="28"/>
+          <w:szCs w:val="28"/>
+          <w:lang w:val="en-US"/>
+          <w14:ligatures w14:val="none"/>
+        </w:rPr>
+        <w:t>Download the provided Zip file and save it as a separate directory</w:t>
+      </w:r>
+      <w:r>
+        <w:rPr>
+          <w:rFonts w:ascii="Calibri" w:eastAsia="Calibri" w:hAnsi="Calibri" w:cs="Times New Roman"/>
+          <w:color w:val="ED7D31" w:themeColor="accent2"/>
+          <w:kern w:val="0"/>
+          <w:sz w:val="28"/>
+          <w:szCs w:val="28"/>
+          <w:lang w:val="en-US"/>
+          <w14:ligatures w14:val="none"/>
+        </w:rPr>
+        <w:t>.</w:t>
+      </w:r>
+    </w:p>
+    <w:p>
+      <w:pPr>
+        <w:rPr>
+          <w:rFonts w:cstheme="minorHAnsi"/>
+          <w:sz w:val="26"/>
+          <w:szCs w:val="26"/>
+        </w:rPr>
+      </w:pPr>
+      <w:r>
+        <w:rPr>
+          <w:rFonts w:cstheme="minorHAnsi"/>
+          <w:b/>
+          <w:bCs/>
+          <w:sz w:val="26"/>
+          <w:szCs w:val="26"/>
+        </w:rPr>
+        <w:t>Point to the project directory</w:t>
+      </w:r>
+      <w:r>
+        <w:rPr>
+          <w:rFonts w:cstheme="minorHAnsi"/>
+          <w:sz w:val="26"/>
+          <w:szCs w:val="26"/>
+        </w:rPr>
+        <w:t>:</w:t>
+      </w:r>
+    </w:p>
+    <w:p>
+      <w:pPr>
+        <w:rPr>
+          <w:rFonts w:cstheme="minorHAnsi"/>
+          <w:sz w:val="26"/>
+          <w:szCs w:val="26"/>
+        </w:rPr>
+      </w:pPr>
+      <w:r>
+        <w:rPr>
+          <w:rFonts w:cstheme="minorHAnsi"/>
+          <w:sz w:val="26"/>
+          <w:szCs w:val="26"/>
+        </w:rPr>
+        <w:t xml:space="preserve">Open </w:t>
+      </w:r>
+      <w:proofErr w:type="spellStart"/>
+      <w:r>
+        <w:rPr>
+          <w:rFonts w:cstheme="minorHAnsi"/>
+          <w:sz w:val="26"/>
+          <w:szCs w:val="26"/>
+        </w:rPr>
+        <w:t>cmd</w:t>
+      </w:r>
+      <w:proofErr w:type="spellEnd"/>
+      <w:r>
+        <w:rPr>
+          <w:rFonts w:cstheme="minorHAnsi"/>
+          <w:sz w:val="26"/>
+          <w:szCs w:val="26"/>
+        </w:rPr>
+        <w:t xml:space="preserve"> and type </w:t>
+      </w:r>
+      <w:r>
+        <w:rPr>
+          <w:rFonts w:cstheme="minorHAnsi"/>
+          <w:sz w:val="26"/>
+          <w:szCs w:val="26"/>
+        </w:rPr>
+        <w:t xml:space="preserve">following commands </w:t>
+      </w:r>
+    </w:p>
+    <w:p>
+      <w:pPr>
+        <w:rPr>
+          <w:rFonts w:cstheme="minorHAnsi"/>
+          <w:sz w:val="26"/>
+          <w:szCs w:val="26"/>
+        </w:rPr>
+      </w:pPr>
+      <w:r>
+        <w:rPr>
+          <w:rFonts w:cstheme="minorHAnsi"/>
+          <w:i/>
+          <w:iCs/>
+          <w:sz w:val="26"/>
+          <w:szCs w:val="26"/>
+        </w:rPr>
+        <w:t xml:space="preserve">cd </w:t>
+      </w:r>
+      <w:r>
+        <w:rPr>
+          <w:rFonts w:cstheme="minorHAnsi"/>
+          <w:i/>
+          <w:iCs/>
+          <w:sz w:val="26"/>
+          <w:szCs w:val="26"/>
+        </w:rPr>
+        <w:t>ai-content-generator</w:t>
+      </w:r>
+    </w:p>
+    <w:p>
+      <w:pPr>
+        <w:rPr>
+          <w:rFonts w:cstheme="minorHAnsi"/>
+          <w:sz w:val="26"/>
+          <w:szCs w:val="26"/>
+        </w:rPr>
+      </w:pPr>
+      <w:r>
+        <w:rPr>
+          <w:rFonts w:cstheme="minorHAnsi"/>
+          <w:b/>
+          <w:bCs/>
+          <w:sz w:val="26"/>
+          <w:szCs w:val="26"/>
+        </w:rPr>
+        <w:t>Create virtual environment</w:t>
+      </w:r>
+      <w:r>
+        <w:rPr>
+          <w:rFonts w:cstheme="minorHAnsi"/>
+          <w:sz w:val="26"/>
+          <w:szCs w:val="26"/>
+        </w:rPr>
+        <w:t>:</w:t>
+      </w:r>
+    </w:p>
+    <w:p>
+      <w:pPr>
+        <w:rPr>
+          <w:rFonts w:cstheme="minorHAnsi"/>
+          <w:sz w:val="26"/>
+          <w:szCs w:val="26"/>
+        </w:rPr>
+      </w:pPr>
+      <w:r>
+        <w:rPr>
+          <w:rFonts w:cstheme="minorHAnsi"/>
+          <w:sz w:val="26"/>
+          <w:szCs w:val="26"/>
+        </w:rPr>
+        <w:t xml:space="preserve">Type following commands in the </w:t>
+      </w:r>
+      <w:proofErr w:type="spellStart"/>
+      <w:r>
+        <w:rPr>
+          <w:rFonts w:cstheme="minorHAnsi"/>
+          <w:sz w:val="26"/>
+          <w:szCs w:val="26"/>
+        </w:rPr>
+        <w:t>cmd</w:t>
+      </w:r>
+      <w:proofErr w:type="spellEnd"/>
+    </w:p>
+    <w:p>
+      <w:pPr>
+        <w:rPr>
+          <w:rFonts w:cstheme="minorHAnsi"/>
+          <w:i/>
+          <w:iCs/>
+          <w:sz w:val="26"/>
+          <w:szCs w:val="26"/>
+        </w:rPr>
+      </w:pPr>
+      <w:r>
+        <w:rPr>
+          <w:rFonts w:cstheme="minorHAnsi"/>
+          <w:i/>
+          <w:iCs/>
+          <w:sz w:val="26"/>
+          <w:szCs w:val="26"/>
+        </w:rPr>
+        <w:t xml:space="preserve">python -m </w:t>
+      </w:r>
+      <w:proofErr w:type="spellStart"/>
+      <w:r>
+        <w:rPr>
+          <w:rFonts w:cstheme="minorHAnsi"/>
+          <w:i/>
+          <w:iCs/>
+          <w:sz w:val="26"/>
+          <w:szCs w:val="26"/>
+        </w:rPr>
+        <w:t>venv</w:t>
+      </w:r>
+      <w:proofErr w:type="spellEnd"/>
+      <w:r>
+        <w:rPr>
+          <w:rFonts w:cstheme="minorHAnsi"/>
+          <w:i/>
+          <w:iCs/>
+          <w:sz w:val="26"/>
+          <w:szCs w:val="26"/>
+        </w:rPr>
+        <w:t xml:space="preserve"> </w:t>
+      </w:r>
+      <w:proofErr w:type="spellStart"/>
+      <w:r>
+        <w:rPr>
+          <w:rFonts w:cstheme="minorHAnsi"/>
+          <w:i/>
+          <w:iCs/>
+          <w:sz w:val="26"/>
+          <w:szCs w:val="26"/>
+        </w:rPr>
+        <w:t>venv</w:t>
+      </w:r>
+      <w:proofErr w:type="spellEnd"/>
+    </w:p>
+    <w:p>
+      <w:pPr>
+        <w:rPr>
+          <w:rFonts w:cstheme="minorHAnsi"/>
+          <w:sz w:val="26"/>
+          <w:szCs w:val="26"/>
+        </w:rPr>
+      </w:pPr>
+      <w:proofErr w:type="spellStart"/>
+      <w:r>
+        <w:rPr>
+          <w:rFonts w:cstheme="minorHAnsi"/>
+          <w:i/>
+          <w:iCs/>
+          <w:sz w:val="26"/>
+          <w:szCs w:val="26"/>
+        </w:rPr>
+        <w:t>venv</w:t>
+      </w:r>
+      <w:proofErr w:type="spellEnd"/>
+      <w:r>
+        <w:rPr>
+          <w:rFonts w:cstheme="minorHAnsi"/>
+          <w:i/>
+          <w:iCs/>
+          <w:sz w:val="26"/>
+          <w:szCs w:val="26"/>
+        </w:rPr>
+        <w:t>\Scripts\activate</w:t>
+      </w:r>
+    </w:p>
+    <w:p>
+      <w:pPr>
+        <w:rPr>
+          <w:rFonts w:cstheme="minorHAnsi"/>
+          <w:b/>
+          <w:bCs/>
+          <w:sz w:val="26"/>
+          <w:szCs w:val="26"/>
+        </w:rPr>
+      </w:pPr>
+      <w:r>
+        <w:rPr>
+          <w:rFonts w:cstheme="minorHAnsi"/>
+          <w:b/>
+          <w:bCs/>
+          <w:sz w:val="26"/>
+          <w:szCs w:val="26"/>
+        </w:rPr>
+        <w:t>Install Dependencies</w:t>
+      </w:r>
+      <w:r>
+        <w:rPr>
+          <w:rFonts w:cstheme="minorHAnsi"/>
+          <w:b/>
+          <w:bCs/>
+          <w:sz w:val="26"/>
+          <w:szCs w:val="26"/>
+        </w:rPr>
+        <w:t>:</w:t>
+      </w:r>
+    </w:p>
+    <w:p>
+      <w:pPr>
+        <w:rPr>
+          <w:rFonts w:cstheme="minorHAnsi"/>
+          <w:sz w:val="26"/>
+          <w:szCs w:val="26"/>
+        </w:rPr>
+      </w:pPr>
+      <w:r>
+        <w:rPr>
+          <w:rFonts w:cstheme="minorHAnsi"/>
+          <w:sz w:val="26"/>
+          <w:szCs w:val="26"/>
+        </w:rPr>
+        <w:t xml:space="preserve">Type following commands in the </w:t>
+      </w:r>
+      <w:proofErr w:type="spellStart"/>
+      <w:r>
+        <w:rPr>
+          <w:rFonts w:cstheme="minorHAnsi"/>
+          <w:sz w:val="26"/>
+          <w:szCs w:val="26"/>
+        </w:rPr>
+        <w:t>cmd</w:t>
+      </w:r>
+      <w:proofErr w:type="spellEnd"/>
+    </w:p>
+    <w:p>
+      <w:pPr>
+        <w:rPr>
+          <w:rFonts w:cstheme="minorHAnsi"/>
+          <w:i/>
+          <w:iCs/>
+          <w:sz w:val="26"/>
+          <w:szCs w:val="26"/>
+        </w:rPr>
+      </w:pPr>
+      <w:r>
+        <w:rPr>
+          <w:rFonts w:cstheme="minorHAnsi"/>
+          <w:i/>
+          <w:iCs/>
+          <w:sz w:val="26"/>
+          <w:szCs w:val="26"/>
+        </w:rPr>
+        <w:t>pip install -r requirements.txt</w:t>
+      </w:r>
+    </w:p>
+    <w:p>
+      <w:pPr>
+        <w:rPr>
+          <w:rFonts w:cstheme="minorHAnsi"/>
+          <w:b/>
+          <w:bCs/>
+          <w:sz w:val="26"/>
+          <w:szCs w:val="26"/>
+        </w:rPr>
+      </w:pPr>
+      <w:proofErr w:type="gramStart"/>
+      <w:r>
+        <w:rPr>
+          <w:rFonts w:cstheme="minorHAnsi"/>
+          <w:b/>
+          <w:bCs/>
+          <w:sz w:val="26"/>
+          <w:szCs w:val="26"/>
+        </w:rPr>
+        <w:t xml:space="preserve">Create </w:t>
+      </w:r>
+      <w:r>
+        <w:rPr>
+          <w:rFonts w:cstheme="minorHAnsi"/>
+          <w:b/>
+          <w:bCs/>
+          <w:sz w:val="26"/>
+          <w:szCs w:val="26"/>
+        </w:rPr>
+        <w:t xml:space="preserve"> </w:t>
+      </w:r>
+      <w:r>
+        <w:rPr>
+          <w:rFonts w:cstheme="minorHAnsi"/>
+          <w:b/>
+          <w:bCs/>
+          <w:sz w:val="26"/>
+          <w:szCs w:val="26"/>
+        </w:rPr>
+        <w:t>.</w:t>
+      </w:r>
+      <w:proofErr w:type="gramEnd"/>
+      <w:r>
+        <w:rPr>
+          <w:rFonts w:cstheme="minorHAnsi"/>
+          <w:b/>
+          <w:bCs/>
+          <w:sz w:val="26"/>
+          <w:szCs w:val="26"/>
+        </w:rPr>
+        <w:t>env File with Your API Key</w:t>
+      </w:r>
+      <w:r>
+        <w:rPr>
+          <w:rFonts w:cstheme="minorHAnsi"/>
+          <w:b/>
+          <w:bCs/>
+          <w:sz w:val="26"/>
+          <w:szCs w:val="26"/>
+        </w:rPr>
+        <w:t>:</w:t>
+      </w:r>
+    </w:p>
+    <w:p>
+      <w:pPr>
+        <w:tabs>
+          <w:tab w:val="num" w:pos="720"/>
+        </w:tabs>
+        <w:rPr>
+          <w:rFonts w:cstheme="minorHAnsi"/>
+          <w:sz w:val="26"/>
+          <w:szCs w:val="26"/>
+        </w:rPr>
+      </w:pPr>
+      <w:r>
+        <w:rPr>
+          <w:rFonts w:cstheme="minorHAnsi"/>
+          <w:sz w:val="26"/>
+          <w:szCs w:val="26"/>
+        </w:rPr>
+        <w:t>Copy the example file:</w:t>
+      </w:r>
+    </w:p>
+    <w:p>
+      <w:pPr>
+        <w:rPr>
+          <w:rFonts w:cstheme="minorHAnsi"/>
+          <w:sz w:val="26"/>
+          <w:szCs w:val="26"/>
+        </w:rPr>
+      </w:pPr>
+      <w:r>
+        <w:rPr>
+          <w:rFonts w:cstheme="minorHAnsi"/>
+          <w:sz w:val="26"/>
+          <w:szCs w:val="26"/>
+        </w:rPr>
+        <w:t xml:space="preserve">Type the following command in </w:t>
+      </w:r>
+      <w:proofErr w:type="spellStart"/>
+      <w:r>
+        <w:rPr>
+          <w:rFonts w:cstheme="minorHAnsi"/>
+          <w:sz w:val="26"/>
+          <w:szCs w:val="26"/>
+        </w:rPr>
+        <w:t>cmd</w:t>
+      </w:r>
+      <w:proofErr w:type="spellEnd"/>
+      <w:r>
+        <w:rPr>
+          <w:rFonts w:cstheme="minorHAnsi"/>
+          <w:sz w:val="26"/>
+          <w:szCs w:val="26"/>
+        </w:rPr>
+        <w:t>:</w:t>
+      </w:r>
+    </w:p>
+    <w:p>
+      <w:pPr>
+        <w:rPr>
+          <w:rFonts w:cstheme="minorHAnsi"/>
+          <w:i/>
+          <w:iCs/>
+          <w:sz w:val="26"/>
+          <w:szCs w:val="26"/>
+        </w:rPr>
+      </w:pPr>
+      <w:proofErr w:type="gramStart"/>
+      <w:r>
+        <w:rPr>
+          <w:rFonts w:cstheme="minorHAnsi"/>
+          <w:i/>
+          <w:iCs/>
+          <w:sz w:val="26"/>
+          <w:szCs w:val="26"/>
+        </w:rPr>
+        <w:lastRenderedPageBreak/>
+        <w:t>cp .</w:t>
+      </w:r>
+      <w:proofErr w:type="spellStart"/>
+      <w:r>
+        <w:rPr>
+          <w:rFonts w:cstheme="minorHAnsi"/>
+          <w:i/>
+          <w:iCs/>
+          <w:sz w:val="26"/>
+          <w:szCs w:val="26"/>
+        </w:rPr>
+        <w:t>env</w:t>
+      </w:r>
+      <w:proofErr w:type="gramEnd"/>
+      <w:r>
+        <w:rPr>
+          <w:rFonts w:cstheme="minorHAnsi"/>
+          <w:i/>
+          <w:iCs/>
+          <w:sz w:val="26"/>
+          <w:szCs w:val="26"/>
+        </w:rPr>
+        <w:t>.</w:t>
+      </w:r>
+      <w:proofErr w:type="gramStart"/>
+      <w:r>
+        <w:rPr>
+          <w:rFonts w:cstheme="minorHAnsi"/>
+          <w:i/>
+          <w:iCs/>
+          <w:sz w:val="26"/>
+          <w:szCs w:val="26"/>
+        </w:rPr>
+        <w:t>example</w:t>
+      </w:r>
+      <w:proofErr w:type="spellEnd"/>
+      <w:r>
+        <w:rPr>
+          <w:rFonts w:cstheme="minorHAnsi"/>
+          <w:i/>
+          <w:iCs/>
+          <w:sz w:val="26"/>
+          <w:szCs w:val="26"/>
+        </w:rPr>
+        <w:t xml:space="preserve"> .env</w:t>
+      </w:r>
+      <w:proofErr w:type="gramEnd"/>
+    </w:p>
+    <w:p>
+      <w:pPr>
+        <w:pStyle w:val="ListParagraph"/>
+        <w:numPr>
+          <w:ilvl w:val="0"/>
+          <w:numId w:val="26"/>
+        </w:numPr>
+        <w:tabs>
+          <w:tab w:val="num" w:pos="720"/>
+        </w:tabs>
+        <w:rPr>
+          <w:rFonts w:cstheme="minorHAnsi"/>
+          <w:sz w:val="26"/>
+          <w:szCs w:val="26"/>
+        </w:rPr>
+      </w:pPr>
+      <w:r>
+        <w:rPr>
+          <w:rFonts w:cstheme="minorHAnsi"/>
+          <w:sz w:val="26"/>
+          <w:szCs w:val="26"/>
+        </w:rPr>
+        <w:t>Edit .env file:</w:t>
+      </w:r>
+    </w:p>
+    <w:p>
+      <w:pPr>
+        <w:pStyle w:val="ListParagraph"/>
+        <w:numPr>
+          <w:ilvl w:val="0"/>
+          <w:numId w:val="26"/>
+        </w:numPr>
+        <w:tabs>
+          <w:tab w:val="num" w:pos="1440"/>
+        </w:tabs>
+        <w:rPr>
+          <w:rFonts w:cstheme="minorHAnsi"/>
+          <w:sz w:val="26"/>
+          <w:szCs w:val="26"/>
+        </w:rPr>
+      </w:pPr>
+      <w:r>
+        <w:rPr>
+          <w:rFonts w:cstheme="minorHAnsi"/>
+          <w:sz w:val="26"/>
+          <w:szCs w:val="26"/>
+        </w:rPr>
+        <w:t>Open the .env file in your text editor</w:t>
+      </w:r>
+    </w:p>
+    <w:p>
+      <w:pPr>
+        <w:pStyle w:val="ListParagraph"/>
+        <w:numPr>
+          <w:ilvl w:val="0"/>
+          <w:numId w:val="26"/>
+        </w:numPr>
+        <w:tabs>
+          <w:tab w:val="num" w:pos="1440"/>
+        </w:tabs>
+        <w:rPr>
+          <w:rFonts w:cstheme="minorHAnsi"/>
+          <w:sz w:val="26"/>
+          <w:szCs w:val="26"/>
+        </w:rPr>
+      </w:pPr>
+      <w:r>
+        <w:rPr>
+          <w:rFonts w:cstheme="minorHAnsi"/>
+          <w:sz w:val="26"/>
+          <w:szCs w:val="26"/>
+        </w:rPr>
+        <w:t>Replace your-</w:t>
+      </w:r>
+      <w:proofErr w:type="spellStart"/>
+      <w:r>
+        <w:rPr>
+          <w:rFonts w:cstheme="minorHAnsi"/>
+          <w:sz w:val="26"/>
+          <w:szCs w:val="26"/>
+        </w:rPr>
+        <w:t>api</w:t>
+      </w:r>
+      <w:proofErr w:type="spellEnd"/>
+      <w:r>
+        <w:rPr>
+          <w:rFonts w:cstheme="minorHAnsi"/>
+          <w:sz w:val="26"/>
+          <w:szCs w:val="26"/>
+        </w:rPr>
+        <w:t>-key-here with your actual OpenAI API key</w:t>
+      </w:r>
+    </w:p>
+    <w:p>
+      <w:pPr>
+        <w:pStyle w:val="ListParagraph"/>
+        <w:numPr>
+          <w:ilvl w:val="0"/>
+          <w:numId w:val="26"/>
+        </w:numPr>
+        <w:rPr>
+          <w:rFonts w:cstheme="minorHAnsi"/>
+          <w:sz w:val="26"/>
+          <w:szCs w:val="26"/>
+        </w:rPr>
+      </w:pPr>
+      <w:r>
+        <w:rPr>
+          <w:rFonts w:cstheme="minorHAnsi"/>
+          <w:sz w:val="26"/>
+          <w:szCs w:val="26"/>
+        </w:rPr>
+        <w:t xml:space="preserve">Save the </w:t>
+      </w:r>
+      <w:r>
+        <w:rPr>
+          <w:rFonts w:cstheme="minorHAnsi"/>
+          <w:sz w:val="26"/>
+          <w:szCs w:val="26"/>
+        </w:rPr>
+        <w:t>file</w:t>
+      </w:r>
+    </w:p>
+    <w:p>
+      <w:pPr>
+        <w:rPr>
+          <w:rFonts w:cstheme="minorHAnsi"/>
+          <w:b/>
+          <w:bCs/>
+          <w:sz w:val="26"/>
+          <w:szCs w:val="26"/>
+        </w:rPr>
+      </w:pPr>
+      <w:r>
+        <w:rPr>
+          <w:rFonts w:cstheme="minorHAnsi"/>
+          <w:b/>
+          <w:bCs/>
+          <w:sz w:val="26"/>
+          <w:szCs w:val="26"/>
+        </w:rPr>
+        <w:t>Run the application</w:t>
+      </w:r>
+      <w:r>
+        <w:rPr>
+          <w:rFonts w:cstheme="minorHAnsi"/>
+          <w:b/>
+          <w:bCs/>
+          <w:sz w:val="26"/>
+          <w:szCs w:val="26"/>
+        </w:rPr>
+        <w:t>:</w:t>
+      </w:r>
+    </w:p>
+    <w:p>
+      <w:pPr>
+        <w:rPr>
+          <w:rFonts w:cstheme="minorHAnsi"/>
+          <w:sz w:val="26"/>
+          <w:szCs w:val="26"/>
+        </w:rPr>
+      </w:pPr>
+      <w:r>
+        <w:rPr>
+          <w:rFonts w:cstheme="minorHAnsi"/>
+          <w:sz w:val="26"/>
+          <w:szCs w:val="26"/>
+        </w:rPr>
+        <w:t xml:space="preserve">Type the following command in </w:t>
+      </w:r>
+      <w:proofErr w:type="spellStart"/>
+      <w:r>
+        <w:rPr>
+          <w:rFonts w:cstheme="minorHAnsi"/>
+          <w:sz w:val="26"/>
+          <w:szCs w:val="26"/>
+        </w:rPr>
+        <w:t>cmd</w:t>
+      </w:r>
+      <w:proofErr w:type="spellEnd"/>
+      <w:r>
+        <w:rPr>
+          <w:rFonts w:cstheme="minorHAnsi"/>
+          <w:sz w:val="26"/>
+          <w:szCs w:val="26"/>
+        </w:rPr>
+        <w:t>:</w:t>
+      </w:r>
+    </w:p>
+    <w:p>
+      <w:pPr>
+        <w:rPr>
+          <w:rFonts w:cstheme="minorHAnsi"/>
+          <w:i/>
+          <w:iCs/>
+          <w:sz w:val="26"/>
+          <w:szCs w:val="26"/>
+        </w:rPr>
+      </w:pPr>
+      <w:proofErr w:type="spellStart"/>
+      <w:r>
+        <w:rPr>
+          <w:rFonts w:cstheme="minorHAnsi"/>
+          <w:i/>
+          <w:iCs/>
+          <w:sz w:val="26"/>
+          <w:szCs w:val="26"/>
+        </w:rPr>
+        <w:t>streamlit</w:t>
+      </w:r>
+      <w:proofErr w:type="spellEnd"/>
+      <w:r>
+        <w:rPr>
+          <w:rFonts w:cstheme="minorHAnsi"/>
+          <w:i/>
+          <w:iCs/>
+          <w:sz w:val="26"/>
+          <w:szCs w:val="26"/>
+        </w:rPr>
+        <w:t xml:space="preserve"> run app.py</w:t>
+      </w:r>
+    </w:p>
+    <w:p>
+      <w:pPr>
+        <w:rPr>
+          <w:rFonts w:cstheme="minorHAnsi"/>
+          <w:i/>
+          <w:iCs/>
+          <w:sz w:val="26"/>
+          <w:szCs w:val="26"/>
+        </w:rPr>
+      </w:pPr>
+    </w:p>
+    <w:p>
+      <w:pPr>
+        <w:rPr>
+          <w:rFonts w:cstheme="minorHAnsi"/>
+          <w:sz w:val="26"/>
+          <w:szCs w:val="26"/>
+        </w:rPr>
+      </w:pPr>
+      <w:r>
+        <w:rPr>
+          <w:rFonts w:cstheme="minorHAnsi"/>
+          <w:sz w:val="26"/>
+          <w:szCs w:val="26"/>
+        </w:rPr>
+        <w:t>You can now view your Stream</w:t>
+      </w:r>
+      <w:r>
+        <w:rPr>
+          <w:rFonts w:cstheme="minorHAnsi"/>
+          <w:sz w:val="26"/>
+          <w:szCs w:val="26"/>
+        </w:rPr>
+        <w:t xml:space="preserve"> </w:t>
+      </w:r>
+      <w:r>
+        <w:rPr>
+          <w:rFonts w:cstheme="minorHAnsi"/>
+          <w:sz w:val="26"/>
+          <w:szCs w:val="26"/>
+        </w:rPr>
+        <w:t>lit app in your browser</w:t>
+      </w:r>
+      <w:r>
+        <w:rPr>
+          <w:rFonts w:cstheme="minorHAnsi"/>
+          <w:sz w:val="26"/>
+          <w:szCs w:val="26"/>
+        </w:rPr>
+        <w:t xml:space="preserve"> and test the application.</w:t>
+      </w:r>
+    </w:p>
+    <w:p>
+      <w:pPr>
+        <w:rPr>
+          <w:rFonts w:cstheme="minorHAnsi"/>
+          <w:sz w:val="26"/>
+          <w:szCs w:val="26"/>
+        </w:rPr>
+      </w:pPr>
+    </w:p>
+    <w:p>
+      <w:pPr>
+        <w:rPr>
+          <w:b/>
+          <w:bCs/>
+          <w:sz w:val="24"/>
+          <w:szCs w:val="24"/>
+        </w:rPr>
+      </w:pPr>
+    </w:p>
+    <w:p>
+      <w:pPr>
+        <w:rPr>
+          <w:b/>
+          <w:bCs/>
+          <w:sz w:val="24"/>
+          <w:szCs w:val="24"/>
+        </w:rPr>
+      </w:pPr>
+    </w:p>
+    <w:p>
+      <w:pPr>
+        <w:rPr>
+          <w:b/>
+          <w:bCs/>
+          <w:sz w:val="24"/>
+          <w:szCs w:val="24"/>
+        </w:rPr>
+      </w:pPr>
+    </w:p>
+    <w:p>
+      <w:pPr>
+        <w:rPr>
+          <w:b/>
+          <w:bCs/>
+          <w:sz w:val="24"/>
+          <w:szCs w:val="24"/>
+        </w:rPr>
+      </w:pPr>
+    </w:p>
+    <w:p>
+      <w:pPr>
+        <w:rPr>
+          <w:b/>
+          <w:bCs/>
+          <w:sz w:val="24"/>
+          <w:szCs w:val="24"/>
+        </w:rPr>
+      </w:pPr>
+    </w:p>
+    <w:p>
+      <w:pPr>
+        <w:rPr>
+          <w:b/>
+          <w:bCs/>
+          <w:sz w:val="24"/>
+          <w:szCs w:val="24"/>
+        </w:rPr>
+      </w:pPr>
+    </w:p>
+    <w:p>
+      <w:pPr>
+        <w:rPr>
+          <w:b/>
+          <w:bCs/>
+          <w:sz w:val="24"/>
+          <w:szCs w:val="24"/>
+        </w:rPr>
+      </w:pPr>
+    </w:p>
+    <w:p>
+      <w:pPr>
+        <w:rPr>
+          <w:b/>
+          <w:bCs/>
+          <w:sz w:val="24"/>
+          <w:szCs w:val="24"/>
+        </w:rPr>
+      </w:pPr>
+    </w:p>
+    <w:p>
+      <w:pPr>
+        <w:rPr>
+          <w:b/>
+          <w:bCs/>
+          <w:sz w:val="24"/>
+          <w:szCs w:val="24"/>
+        </w:rPr>
+      </w:pPr>
+    </w:p>
+    <w:p>
+      <w:pPr>
+        <w:rPr>
+          <w:b/>
+          <w:bCs/>
+          <w:sz w:val="24"/>
+          <w:szCs w:val="24"/>
+        </w:rPr>
+      </w:pPr>
+    </w:p>
+    <w:p>
+      <w:pPr>
+        <w:rPr>
+          <w:b/>
+          <w:bCs/>
+          <w:sz w:val="24"/>
+          <w:szCs w:val="24"/>
+        </w:rPr>
+      </w:pPr>
+    </w:p>
+    <w:p>
+      <w:pPr>
+        <w:rPr>
+          <w:rFonts w:ascii="Calibri" w:eastAsia="Calibri" w:hAnsi="Calibri" w:cs="Times New Roman"/>
+          <w:b/>
+          <w:bCs/>
+          <w:kern w:val="0"/>
+          <w:sz w:val="36"/>
+          <w:szCs w:val="36"/>
+          <w:lang w:val="en-US"/>
+          <w14:ligatures w14:val="none"/>
+        </w:rPr>
+      </w:pPr>
+      <w:r>
+        <w:rPr>
+          <w:b/>
+          <w:bCs/>
+          <w:color w:val="0070C0"/>
+          <w:sz w:val="36"/>
+          <w:szCs w:val="36"/>
+        </w:rPr>
+        <w:t>Project Name:</w:t>
+      </w:r>
+      <w:r>
+        <w:rPr>
+          <w:color w:val="0070C0"/>
+          <w:sz w:val="36"/>
+          <w:szCs w:val="36"/>
+        </w:rPr>
+        <w:t xml:space="preserve"> </w:t>
+      </w:r>
+      <w:r>
+        <w:rPr>
+          <w:sz w:val="36"/>
+          <w:szCs w:val="36"/>
+        </w:rPr>
+        <w:t>AI for Content Generation – Blog/Article Generator</w:t>
+      </w:r>
+    </w:p>
+    <w:p>
+      <w:pPr>
+        <w:rPr>
+          <w:rFonts w:ascii="Calibri" w:eastAsia="Calibri" w:hAnsi="Calibri" w:cs="Times New Roman"/>
+          <w:b/>
+          <w:bCs/>
+          <w:color w:val="0070C0"/>
+          <w:kern w:val="0"/>
+          <w:sz w:val="36"/>
+          <w:szCs w:val="36"/>
+          <w:lang w:val="en-US"/>
+          <w14:ligatures w14:val="none"/>
+        </w:rPr>
+      </w:pPr>
+      <w:r>
+        <w:rPr>
+          <w:b/>
+          <w:bCs/>
+          <w:color w:val="0070C0"/>
+          <w:sz w:val="36"/>
+          <w:szCs w:val="36"/>
+        </w:rPr>
+        <w:t>Document Owner:</w:t>
+      </w:r>
+      <w:r>
+        <w:rPr>
+          <w:color w:val="0070C0"/>
+          <w:sz w:val="36"/>
+          <w:szCs w:val="36"/>
+        </w:rPr>
+        <w:t xml:space="preserve"> </w:t>
+      </w:r>
+      <w:r>
+        <w:rPr>
+          <w:sz w:val="36"/>
+          <w:szCs w:val="36"/>
+        </w:rPr>
+        <w:t>Narra Sai Pranathi</w:t>
+      </w:r>
+      <w:r>
+        <w:rPr>
+          <w:color w:val="0070C0"/>
+          <w:sz w:val="36"/>
+          <w:szCs w:val="36"/>
+        </w:rPr>
+        <w:br/>
+      </w:r>
+      <w:r>
+        <w:rPr>
+          <w:b/>
+          <w:bCs/>
+          <w:color w:val="0070C0"/>
+          <w:sz w:val="36"/>
+          <w:szCs w:val="36"/>
+        </w:rPr>
+        <w:t>Prepared By:</w:t>
+      </w:r>
+      <w:r>
+        <w:rPr>
+          <w:color w:val="0070C0"/>
+          <w:sz w:val="36"/>
+          <w:szCs w:val="36"/>
+        </w:rPr>
+        <w:t xml:space="preserve"> </w:t>
+      </w:r>
+      <w:r>
+        <w:rPr>
+          <w:sz w:val="36"/>
+          <w:szCs w:val="36"/>
+        </w:rPr>
+        <w:t>Narra Sai Pranathi</w:t>
+      </w:r>
+      <w:r>
+        <w:rPr>
+          <w:color w:val="0070C0"/>
+          <w:sz w:val="36"/>
+          <w:szCs w:val="36"/>
+        </w:rPr>
+        <w:br/>
+      </w:r>
+      <w:r>
+        <w:rPr>
+          <w:b/>
+          <w:bCs/>
+          <w:color w:val="0070C0"/>
+          <w:sz w:val="36"/>
+          <w:szCs w:val="36"/>
+        </w:rPr>
+        <w:t>Date:</w:t>
+      </w:r>
+      <w:r>
+        <w:rPr>
+          <w:color w:val="0070C0"/>
+          <w:sz w:val="36"/>
+          <w:szCs w:val="36"/>
+        </w:rPr>
+        <w:t xml:space="preserve"> </w:t>
+      </w:r>
+      <w:r>
+        <w:rPr>
+          <w:sz w:val="36"/>
+          <w:szCs w:val="36"/>
+        </w:rPr>
+        <w:t>3/</w:t>
+      </w:r>
+      <w:r>
+        <w:rPr>
+          <w:sz w:val="36"/>
+          <w:szCs w:val="36"/>
+        </w:rPr>
+        <w:t>10</w:t>
+      </w:r>
+      <w:r>
+        <w:rPr>
+          <w:sz w:val="36"/>
+          <w:szCs w:val="36"/>
+        </w:rPr>
+        <w:t>/2026</w:t>
+      </w:r>
+    </w:p>
+    <w:p>
+      <w:pPr>
+        <w:rPr>
+          <w:rFonts w:cstheme="minorHAnsi"/>
+          <w:sz w:val="26"/>
+          <w:szCs w:val="26"/>
+        </w:rPr>
+      </w:pPr>
+    </w:p>
+    <w:p>
+      <w:pPr>
+        <w:rPr>
+          <w:rFonts w:cstheme="minorHAnsi"/>
+          <w:i/>
+          <w:iCs/>
+          <w:sz w:val="26"/>
+          <w:szCs w:val="26"/>
+        </w:rPr>
+      </w:pPr>
     </w:p>
     <w:sectPr>
       <w:pgSz w:w="11906" w:h="16838"/>
@@ -4768,6 +5898,119 @@
     </w:lvl>
   </w:abstractNum>
   <w:abstractNum w:abstractNumId="5" w15:restartNumberingAfterBreak="0">
+    <w:nsid w:val="25EF7813"/>
+    <w:multiLevelType w:val="hybridMultilevel"/>
+    <w:tmpl w:val="7F520716"/>
+    <w:lvl w:ilvl="0" w:tplc="40090003">
+      <w:start w:val="1"/>
+      <w:numFmt w:val="bullet"/>
+      <w:lvlText w:val="o"/>
+      <w:lvlJc w:val="left"/>
+      <w:pPr>
+        <w:ind w:left="720" w:hanging="360"/>
+      </w:pPr>
+      <w:rPr>
+        <w:rFonts w:ascii="Courier New" w:hAnsi="Courier New" w:cs="Courier New" w:hint="default"/>
+      </w:rPr>
+    </w:lvl>
+    <w:lvl w:ilvl="1" w:tplc="40090003" w:tentative="1">
+      <w:start w:val="1"/>
+      <w:numFmt w:val="bullet"/>
+      <w:lvlText w:val="o"/>
+      <w:lvlJc w:val="left"/>
+      <w:pPr>
+        <w:ind w:left="1440" w:hanging="360"/>
+      </w:pPr>
+      <w:rPr>
+        <w:rFonts w:ascii="Courier New" w:hAnsi="Courier New" w:cs="Courier New" w:hint="default"/>
+      </w:rPr>
+    </w:lvl>
+    <w:lvl w:ilvl="2" w:tplc="40090005" w:tentative="1">
+      <w:start w:val="1"/>
+      <w:numFmt w:val="bullet"/>
+      <w:lvlText w:val=""/>
+      <w:lvlJc w:val="left"/>
+      <w:pPr>
+        <w:ind w:left="2160" w:hanging="360"/>
+      </w:pPr>
+      <w:rPr>
+        <w:rFonts w:ascii="Wingdings" w:hAnsi="Wingdings" w:hint="default"/>
+      </w:rPr>
+    </w:lvl>
+    <w:lvl w:ilvl="3" w:tplc="40090001" w:tentative="1">
+      <w:start w:val="1"/>
+      <w:numFmt w:val="bullet"/>
+      <w:lvlText w:val=""/>
+      <w:lvlJc w:val="left"/>
+      <w:pPr>
+        <w:ind w:left="2880" w:hanging="360"/>
+      </w:pPr>
+      <w:rPr>
+        <w:rFonts w:ascii="Symbol" w:hAnsi="Symbol" w:hint="default"/>
+      </w:rPr>
+    </w:lvl>
+    <w:lvl w:ilvl="4" w:tplc="40090003" w:tentative="1">
+      <w:start w:val="1"/>
+      <w:numFmt w:val="bullet"/>
+      <w:lvlText w:val="o"/>
+      <w:lvlJc w:val="left"/>
+      <w:pPr>
+        <w:ind w:left="3600" w:hanging="360"/>
+      </w:pPr>
+      <w:rPr>
+        <w:rFonts w:ascii="Courier New" w:hAnsi="Courier New" w:cs="Courier New" w:hint="default"/>
+      </w:rPr>
+    </w:lvl>
+    <w:lvl w:ilvl="5" w:tplc="40090005" w:tentative="1">
+      <w:start w:val="1"/>
+      <w:numFmt w:val="bullet"/>
+      <w:lvlText w:val=""/>
+      <w:lvlJc w:val="left"/>
+      <w:pPr>
+        <w:ind w:left="4320" w:hanging="360"/>
+      </w:pPr>
+      <w:rPr>
+        <w:rFonts w:ascii="Wingdings" w:hAnsi="Wingdings" w:hint="default"/>
+      </w:rPr>
+    </w:lvl>
+    <w:lvl w:ilvl="6" w:tplc="40090001" w:tentative="1">
+      <w:start w:val="1"/>
+      <w:numFmt w:val="bullet"/>
+      <w:lvlText w:val=""/>
+      <w:lvlJc w:val="left"/>
+      <w:pPr>
+        <w:ind w:left="5040" w:hanging="360"/>
+      </w:pPr>
+      <w:rPr>
+        <w:rFonts w:ascii="Symbol" w:hAnsi="Symbol" w:hint="default"/>
+      </w:rPr>
+    </w:lvl>
+    <w:lvl w:ilvl="7" w:tplc="40090003" w:tentative="1">
+      <w:start w:val="1"/>
+      <w:numFmt w:val="bullet"/>
+      <w:lvlText w:val="o"/>
+      <w:lvlJc w:val="left"/>
+      <w:pPr>
+        <w:ind w:left="5760" w:hanging="360"/>
+      </w:pPr>
+      <w:rPr>
+        <w:rFonts w:ascii="Courier New" w:hAnsi="Courier New" w:cs="Courier New" w:hint="default"/>
+      </w:rPr>
+    </w:lvl>
+    <w:lvl w:ilvl="8" w:tplc="40090005" w:tentative="1">
+      <w:start w:val="1"/>
+      <w:numFmt w:val="bullet"/>
+      <w:lvlText w:val=""/>
+      <w:lvlJc w:val="left"/>
+      <w:pPr>
+        <w:ind w:left="6480" w:hanging="360"/>
+      </w:pPr>
+      <w:rPr>
+        <w:rFonts w:ascii="Wingdings" w:hAnsi="Wingdings" w:hint="default"/>
+      </w:rPr>
+    </w:lvl>
+  </w:abstractNum>
+  <w:abstractNum w:abstractNumId="6" w15:restartNumberingAfterBreak="0">
     <w:nsid w:val="26827B2A"/>
     <w:multiLevelType w:val="hybridMultilevel"/>
     <w:tmpl w:val="94528746"/>
@@ -4880,7 +6123,7 @@
       </w:rPr>
     </w:lvl>
   </w:abstractNum>
-  <w:abstractNum w:abstractNumId="6" w15:restartNumberingAfterBreak="0">
+  <w:abstractNum w:abstractNumId="7" w15:restartNumberingAfterBreak="0">
     <w:nsid w:val="2EA823C8"/>
     <w:multiLevelType w:val="hybridMultilevel"/>
     <w:tmpl w:val="C93A5E96"/>
@@ -4993,7 +6236,120 @@
       </w:rPr>
     </w:lvl>
   </w:abstractNum>
-  <w:abstractNum w:abstractNumId="7" w15:restartNumberingAfterBreak="0">
+  <w:abstractNum w:abstractNumId="8" w15:restartNumberingAfterBreak="0">
+    <w:nsid w:val="2FE118D9"/>
+    <w:multiLevelType w:val="multilevel"/>
+    <w:tmpl w:val="DEB43154"/>
+    <w:lvl w:ilvl="0">
+      <w:start w:val="1"/>
+      <w:numFmt w:val="decimal"/>
+      <w:lvlText w:val="%1."/>
+      <w:lvlJc w:val="left"/>
+      <w:pPr>
+        <w:tabs>
+          <w:tab w:val="num" w:pos="720"/>
+        </w:tabs>
+        <w:ind w:left="720" w:hanging="360"/>
+      </w:pPr>
+    </w:lvl>
+    <w:lvl w:ilvl="1" w:tentative="1">
+      <w:start w:val="1"/>
+      <w:numFmt w:val="decimal"/>
+      <w:lvlText w:val="%2."/>
+      <w:lvlJc w:val="left"/>
+      <w:pPr>
+        <w:tabs>
+          <w:tab w:val="num" w:pos="1440"/>
+        </w:tabs>
+        <w:ind w:left="1440" w:hanging="360"/>
+      </w:pPr>
+    </w:lvl>
+    <w:lvl w:ilvl="2" w:tentative="1">
+      <w:start w:val="1"/>
+      <w:numFmt w:val="decimal"/>
+      <w:lvlText w:val="%3."/>
+      <w:lvlJc w:val="left"/>
+      <w:pPr>
+        <w:tabs>
+          <w:tab w:val="num" w:pos="2160"/>
+        </w:tabs>
+        <w:ind w:left="2160" w:hanging="360"/>
+      </w:pPr>
+    </w:lvl>
+    <w:lvl w:ilvl="3" w:tentative="1">
+      <w:start w:val="1"/>
+      <w:numFmt w:val="decimal"/>
+      <w:lvlText w:val="%4."/>
+      <w:lvlJc w:val="left"/>
+      <w:pPr>
+        <w:tabs>
+          <w:tab w:val="num" w:pos="2880"/>
+        </w:tabs>
+        <w:ind w:left="2880" w:hanging="360"/>
+      </w:pPr>
+    </w:lvl>
+    <w:lvl w:ilvl="4" w:tentative="1">
+      <w:start w:val="1"/>
+      <w:numFmt w:val="decimal"/>
+      <w:lvlText w:val="%5."/>
+      <w:lvlJc w:val="left"/>
+      <w:pPr>
+        <w:tabs>
+          <w:tab w:val="num" w:pos="3600"/>
+        </w:tabs>
+        <w:ind w:left="3600" w:hanging="360"/>
+      </w:pPr>
+    </w:lvl>
+    <w:lvl w:ilvl="5" w:tentative="1">
+      <w:start w:val="1"/>
+      <w:numFmt w:val="decimal"/>
+      <w:lvlText w:val="%6."/>
+      <w:lvlJc w:val="left"/>
+      <w:pPr>
+        <w:tabs>
+          <w:tab w:val="num" w:pos="4320"/>
+        </w:tabs>
+        <w:ind w:left="4320" w:hanging="360"/>
+      </w:pPr>
+    </w:lvl>
+    <w:lvl w:ilvl="6" w:tentative="1">
+      <w:start w:val="1"/>
+      <w:numFmt w:val="decimal"/>
+      <w:lvlText w:val="%7."/>
+      <w:lvlJc w:val="left"/>
+      <w:pPr>
+        <w:tabs>
+          <w:tab w:val="num" w:pos="5040"/>
+        </w:tabs>
+        <w:ind w:left="5040" w:hanging="360"/>
+      </w:pPr>
+    </w:lvl>
+    <w:lvl w:ilvl="7" w:tentative="1">
+      <w:start w:val="1"/>
+      <w:numFmt w:val="decimal"/>
+      <w:lvlText w:val="%8."/>
+      <w:lvlJc w:val="left"/>
+      <w:pPr>
+        <w:tabs>
+          <w:tab w:val="num" w:pos="5760"/>
+        </w:tabs>
+        <w:ind w:left="5760" w:hanging="360"/>
+      </w:pPr>
+    </w:lvl>
+    <w:lvl w:ilvl="8" w:tentative="1">
+      <w:start w:val="1"/>
+      <w:numFmt w:val="decimal"/>
+      <w:lvlText w:val="%9."/>
+      <w:lvlJc w:val="left"/>
+      <w:pPr>
+        <w:tabs>
+          <w:tab w:val="num" w:pos="6480"/>
+        </w:tabs>
+        <w:ind w:left="6480" w:hanging="360"/>
+      </w:pPr>
+    </w:lvl>
+  </w:abstractNum>
+  <w:abstractNum w:abstractNumId="9" w15:restartNumberingAfterBreak="0">
     <w:nsid w:val="30992CBD"/>
     <w:multiLevelType w:val="hybridMultilevel"/>
     <w:tmpl w:val="2ED4FE36"/>
@@ -5106,7 +6462,7 @@
       </w:rPr>
     </w:lvl>
   </w:abstractNum>
-  <w:abstractNum w:abstractNumId="8" w15:restartNumberingAfterBreak="0">
+  <w:abstractNum w:abstractNumId="10" w15:restartNumberingAfterBreak="0">
     <w:nsid w:val="320F2DF1"/>
     <w:multiLevelType w:val="hybridMultilevel"/>
     <w:tmpl w:val="81E842A4"/>
@@ -5219,7 +6575,7 @@
       </w:rPr>
     </w:lvl>
   </w:abstractNum>
-  <w:abstractNum w:abstractNumId="9" w15:restartNumberingAfterBreak="0">
+  <w:abstractNum w:abstractNumId="11" w15:restartNumberingAfterBreak="0">
     <w:nsid w:val="388A46D4"/>
     <w:multiLevelType w:val="hybridMultilevel"/>
     <w:tmpl w:val="0712A6AE"/>
@@ -5332,7 +6688,7 @@
       </w:rPr>
     </w:lvl>
   </w:abstractNum>
-  <w:abstractNum w:abstractNumId="10" w15:restartNumberingAfterBreak="0">
+  <w:abstractNum w:abstractNumId="12" w15:restartNumberingAfterBreak="0">
     <w:nsid w:val="3EA15E6F"/>
     <w:multiLevelType w:val="hybridMultilevel"/>
     <w:tmpl w:val="4B22E21C"/>
@@ -5444,7 +6800,124 @@
       </w:rPr>
     </w:lvl>
   </w:abstractNum>
-  <w:abstractNum w:abstractNumId="11" w15:restartNumberingAfterBreak="0">
+  <w:abstractNum w:abstractNumId="13" w15:restartNumberingAfterBreak="0">
+    <w:nsid w:val="41A64287"/>
+    <w:multiLevelType w:val="multilevel"/>
+    <w:tmpl w:val="F52EAA26"/>
+    <w:lvl w:ilvl="0">
+      <w:start w:val="2"/>
+      <w:numFmt w:val="decimal"/>
+      <w:lvlText w:val="%1."/>
+      <w:lvlJc w:val="left"/>
+      <w:pPr>
+        <w:tabs>
+          <w:tab w:val="num" w:pos="720"/>
+        </w:tabs>
+        <w:ind w:left="720" w:hanging="360"/>
+      </w:pPr>
+    </w:lvl>
+    <w:lvl w:ilvl="1">
+      <w:start w:val="1"/>
+      <w:numFmt w:val="bullet"/>
+      <w:lvlText w:val="o"/>
+      <w:lvlJc w:val="left"/>
+      <w:pPr>
+        <w:tabs>
+          <w:tab w:val="num" w:pos="1440"/>
+        </w:tabs>
+        <w:ind w:left="1440" w:hanging="360"/>
+      </w:pPr>
+      <w:rPr>
+        <w:rFonts w:ascii="Courier New" w:hAnsi="Courier New" w:hint="default"/>
+        <w:sz w:val="20"/>
+      </w:rPr>
+    </w:lvl>
+    <w:lvl w:ilvl="2" w:tentative="1">
+      <w:start w:val="1"/>
+      <w:numFmt w:val="decimal"/>
+      <w:lvlText w:val="%3."/>
+      <w:lvlJc w:val="left"/>
+      <w:pPr>
+        <w:tabs>
+          <w:tab w:val="num" w:pos="2160"/>
+        </w:tabs>
+        <w:ind w:left="2160" w:hanging="360"/>
+      </w:pPr>
+    </w:lvl>
+    <w:lvl w:ilvl="3" w:tentative="1">
+      <w:start w:val="1"/>
+      <w:numFmt w:val="decimal"/>
+      <w:lvlText w:val="%4."/>
+      <w:lvlJc w:val="left"/>
+      <w:pPr>
+        <w:tabs>
+          <w:tab w:val="num" w:pos="2880"/>
+        </w:tabs>
+        <w:ind w:left="2880" w:hanging="360"/>
+      </w:pPr>
+    </w:lvl>
+    <w:lvl w:ilvl="4" w:tentative="1">
+      <w:start w:val="1"/>
+      <w:numFmt w:val="decimal"/>
+      <w:lvlText w:val="%5."/>
+      <w:lvlJc w:val="left"/>
+      <w:pPr>
+        <w:tabs>
+          <w:tab w:val="num" w:pos="3600"/>
+        </w:tabs>
+        <w:ind w:left="3600" w:hanging="360"/>
+      </w:pPr>
+    </w:lvl>
+    <w:lvl w:ilvl="5" w:tentative="1">
+      <w:start w:val="1"/>
+      <w:numFmt w:val="decimal"/>
+      <w:lvlText w:val="%6."/>
+      <w:lvlJc w:val="left"/>
+      <w:pPr>
+        <w:tabs>
+          <w:tab w:val="num" w:pos="4320"/>
+        </w:tabs>
+        <w:ind w:left="4320" w:hanging="360"/>
+      </w:pPr>
+    </w:lvl>
+    <w:lvl w:ilvl="6" w:tentative="1">
+      <w:start w:val="1"/>
+      <w:numFmt w:val="decimal"/>
+      <w:lvlText w:val="%7."/>
+      <w:lvlJc w:val="left"/>
+      <w:pPr>
+        <w:tabs>
+          <w:tab w:val="num" w:pos="5040"/>
+        </w:tabs>
+        <w:ind w:left="5040" w:hanging="360"/>
+      </w:pPr>
+    </w:lvl>
+    <w:lvl w:ilvl="7" w:tentative="1">
+      <w:start w:val="1"/>
+      <w:numFmt w:val="decimal"/>
+      <w:lvlText w:val="%8."/>
+      <w:lvlJc w:val="left"/>
+      <w:pPr>
+        <w:tabs>
+          <w:tab w:val="num" w:pos="5760"/>
+        </w:tabs>
+        <w:ind w:left="5760" w:hanging="360"/>
+      </w:pPr>
+    </w:lvl>
+    <w:lvl w:ilvl="8" w:tentative="1">
+      <w:start w:val="1"/>
+      <w:numFmt w:val="decimal"/>
+      <w:lvlText w:val="%9."/>
+      <w:lvlJc w:val="left"/>
+      <w:pPr>
+        <w:tabs>
+          <w:tab w:val="num" w:pos="6480"/>
+        </w:tabs>
+        <w:ind w:left="6480" w:hanging="360"/>
+      </w:pPr>
+    </w:lvl>
+  </w:abstractNum>
+  <w:abstractNum w:abstractNumId="14" w15:restartNumberingAfterBreak="0">
     <w:nsid w:val="498670F4"/>
     <w:multiLevelType w:val="hybridMultilevel"/>
     <w:tmpl w:val="34D64C1A"/>
@@ -5556,7 +7029,7 @@
       </w:rPr>
     </w:lvl>
   </w:abstractNum>
-  <w:abstractNum w:abstractNumId="12" w15:restartNumberingAfterBreak="0">
+  <w:abstractNum w:abstractNumId="15" w15:restartNumberingAfterBreak="0">
     <w:nsid w:val="4B0667A4"/>
     <w:multiLevelType w:val="hybridMultilevel"/>
     <w:tmpl w:val="96C0D498"/>
@@ -5669,7 +7142,7 @@
       </w:rPr>
     </w:lvl>
   </w:abstractNum>
-  <w:abstractNum w:abstractNumId="13" w15:restartNumberingAfterBreak="0">
+  <w:abstractNum w:abstractNumId="16" w15:restartNumberingAfterBreak="0">
     <w:nsid w:val="4FD57282"/>
     <w:multiLevelType w:val="hybridMultilevel"/>
     <w:tmpl w:val="75DA90C0"/>
@@ -5782,7 +7255,7 @@
       </w:rPr>
     </w:lvl>
   </w:abstractNum>
-  <w:abstractNum w:abstractNumId="14" w15:restartNumberingAfterBreak="0">
+  <w:abstractNum w:abstractNumId="17" w15:restartNumberingAfterBreak="0">
     <w:nsid w:val="51416600"/>
     <w:multiLevelType w:val="hybridMultilevel"/>
     <w:tmpl w:val="A0101794"/>
@@ -5895,7 +7368,7 @@
       </w:rPr>
     </w:lvl>
   </w:abstractNum>
-  <w:abstractNum w:abstractNumId="15" w15:restartNumberingAfterBreak="0">
+  <w:abstractNum w:abstractNumId="18" w15:restartNumberingAfterBreak="0">
     <w:nsid w:val="6091749C"/>
     <w:multiLevelType w:val="hybridMultilevel"/>
     <w:tmpl w:val="C50A9FB8"/>
@@ -6008,7 +7481,7 @@
       </w:rPr>
     </w:lvl>
   </w:abstractNum>
-  <w:abstractNum w:abstractNumId="16" w15:restartNumberingAfterBreak="0">
+  <w:abstractNum w:abstractNumId="19" w15:restartNumberingAfterBreak="0">
     <w:nsid w:val="640F6B2A"/>
     <w:multiLevelType w:val="hybridMultilevel"/>
     <w:tmpl w:val="FAECC2C4"/>
@@ -6094,7 +7567,7 @@
       </w:pPr>
     </w:lvl>
   </w:abstractNum>
-  <w:abstractNum w:abstractNumId="17" w15:restartNumberingAfterBreak="0">
+  <w:abstractNum w:abstractNumId="20" w15:restartNumberingAfterBreak="0">
     <w:nsid w:val="67ED357A"/>
     <w:multiLevelType w:val="hybridMultilevel"/>
     <w:tmpl w:val="95B0F5F2"/>
@@ -6207,7 +7680,7 @@
       </w:rPr>
     </w:lvl>
   </w:abstractNum>
-  <w:abstractNum w:abstractNumId="18" w15:restartNumberingAfterBreak="0">
+  <w:abstractNum w:abstractNumId="21" w15:restartNumberingAfterBreak="0">
     <w:nsid w:val="6B903402"/>
     <w:multiLevelType w:val="hybridMultilevel"/>
     <w:tmpl w:val="C590B480"/>
@@ -6320,7 +7793,7 @@
       </w:rPr>
     </w:lvl>
   </w:abstractNum>
-  <w:abstractNum w:abstractNumId="19" w15:restartNumberingAfterBreak="0">
+  <w:abstractNum w:abstractNumId="22" w15:restartNumberingAfterBreak="0">
     <w:nsid w:val="6DFF180A"/>
     <w:multiLevelType w:val="hybridMultilevel"/>
     <w:tmpl w:val="E6F84AC0"/>
@@ -6433,7 +7906,7 @@
       </w:rPr>
     </w:lvl>
   </w:abstractNum>
-  <w:abstractNum w:abstractNumId="20" w15:restartNumberingAfterBreak="0">
+  <w:abstractNum w:abstractNumId="23" w15:restartNumberingAfterBreak="0">
     <w:nsid w:val="6EB01A62"/>
     <w:multiLevelType w:val="hybridMultilevel"/>
     <w:tmpl w:val="ABAA10AC"/>
@@ -6546,7 +8019,7 @@
       </w:rPr>
     </w:lvl>
   </w:abstractNum>
-  <w:abstractNum w:abstractNumId="21" w15:restartNumberingAfterBreak="0">
+  <w:abstractNum w:abstractNumId="24" w15:restartNumberingAfterBreak="0">
     <w:nsid w:val="70A36EDC"/>
     <w:multiLevelType w:val="hybridMultilevel"/>
     <w:tmpl w:val="66AC5CC4"/>
@@ -6659,7 +8132,7 @@
       </w:rPr>
     </w:lvl>
   </w:abstractNum>
-  <w:abstractNum w:abstractNumId="22" w15:restartNumberingAfterBreak="0">
+  <w:abstractNum w:abstractNumId="25" w15:restartNumberingAfterBreak="0">
     <w:nsid w:val="71B62199"/>
     <w:multiLevelType w:val="hybridMultilevel"/>
     <w:tmpl w:val="5ACA79D4"/>
@@ -6773,22 +8246,22 @@
     </w:lvl>
   </w:abstractNum>
   <w:num w:numId="1" w16cid:durableId="493110842">
-    <w:abstractNumId w:val="20"/>
+    <w:abstractNumId w:val="23"/>
   </w:num>
   <w:num w:numId="2" w16cid:durableId="789469237">
-    <w:abstractNumId w:val="6"/>
+    <w:abstractNumId w:val="7"/>
   </w:num>
   <w:num w:numId="3" w16cid:durableId="552082864">
-    <w:abstractNumId w:val="8"/>
+    <w:abstractNumId w:val="10"/>
   </w:num>
   <w:num w:numId="4" w16cid:durableId="1973948379">
-    <w:abstractNumId w:val="22"/>
+    <w:abstractNumId w:val="25"/>
   </w:num>
   <w:num w:numId="5" w16cid:durableId="727843853">
     <w:abstractNumId w:val="4"/>
   </w:num>
   <w:num w:numId="6" w16cid:durableId="2057192167">
-    <w:abstractNumId w:val="14"/>
+    <w:abstractNumId w:val="17"/>
   </w:num>
   <w:num w:numId="7" w16cid:durableId="998388351">
     <w:abstractNumId w:val="0"/>
@@ -6797,49 +8270,58 @@
     <w:abstractNumId w:val="2"/>
   </w:num>
   <w:num w:numId="9" w16cid:durableId="2101288313">
+    <w:abstractNumId w:val="18"/>
+  </w:num>
+  <w:num w:numId="10" w16cid:durableId="290482469">
+    <w:abstractNumId w:val="24"/>
+  </w:num>
+  <w:num w:numId="11" w16cid:durableId="631374679">
+    <w:abstractNumId w:val="16"/>
+  </w:num>
+  <w:num w:numId="12" w16cid:durableId="1286766157">
+    <w:abstractNumId w:val="9"/>
+  </w:num>
+  <w:num w:numId="13" w16cid:durableId="394788882">
+    <w:abstractNumId w:val="20"/>
+  </w:num>
+  <w:num w:numId="14" w16cid:durableId="1127625310">
+    <w:abstractNumId w:val="21"/>
+  </w:num>
+  <w:num w:numId="15" w16cid:durableId="1621498042">
     <w:abstractNumId w:val="15"/>
   </w:num>
-  <w:num w:numId="10" w16cid:durableId="290482469">
-    <w:abstractNumId w:val="21"/>
+  <w:num w:numId="16" w16cid:durableId="1123381738">
+    <w:abstractNumId w:val="19"/>
   </w:num>
-  <w:num w:numId="11" w16cid:durableId="631374679">
-    <w:abstractNumId w:val="13"/>
+  <w:num w:numId="17" w16cid:durableId="1899779866">
+    <w:abstractNumId w:val="11"/>
   </w:num>
-  <w:num w:numId="12" w16cid:durableId="1286766157">
-    <w:abstractNumId w:val="7"/>
+  <w:num w:numId="18" w16cid:durableId="573055678">
+    <w:abstractNumId w:val="14"/>
   </w:num>
-  <w:num w:numId="13" w16cid:durableId="394788882">
-    <w:abstractNumId w:val="17"/>
+  <w:num w:numId="19" w16cid:durableId="98650611">
+    <w:abstractNumId w:val="6"/>
   </w:num>
-  <w:num w:numId="14" w16cid:durableId="1127625310">
-    <w:abstractNumId w:val="18"/>
-  </w:num>
-  <w:num w:numId="15" w16cid:durableId="1621498042">
+  <w:num w:numId="20" w16cid:durableId="1919635179">
     <w:abstractNumId w:val="12"/>
   </w:num>
-  <w:num w:numId="16" w16cid:durableId="1123381738">
-    <w:abstractNumId w:val="16"/>
-  </w:num>
-  <w:num w:numId="17" w16cid:durableId="1899779866">
-    <w:abstractNumId w:val="9"/>
-  </w:num>
-  <w:num w:numId="18" w16cid:durableId="573055678">
-    <w:abstractNumId w:val="11"/>
-  </w:num>
-  <w:num w:numId="19" w16cid:durableId="98650611">
-    <w:abstractNumId w:val="5"/>
-  </w:num>
-  <w:num w:numId="20" w16cid:durableId="1919635179">
-    <w:abstractNumId w:val="10"/>
-  </w:num>
   <w:num w:numId="21" w16cid:durableId="72044374">
-    <w:abstractNumId w:val="19"/>
+    <w:abstractNumId w:val="22"/>
   </w:num>
   <w:num w:numId="22" w16cid:durableId="651254733">
     <w:abstractNumId w:val="3"/>
   </w:num>
   <w:num w:numId="23" w16cid:durableId="918902245">
     <w:abstractNumId w:val="1"/>
+  </w:num>
+  <w:num w:numId="24" w16cid:durableId="1943106449">
+    <w:abstractNumId w:val="8"/>
+  </w:num>
+  <w:num w:numId="25" w16cid:durableId="2025553854">
+    <w:abstractNumId w:val="13"/>
+  </w:num>
+  <w:num w:numId="26" w16cid:durableId="1836606764">
+    <w:abstractNumId w:val="5"/>
   </w:num>
 </w:numbering>
 </file>
@@ -7296,7 +8778,6 @@
     <w:next w:val="Normal"/>
     <w:link w:val="Heading3Char"/>
     <w:uiPriority w:val="9"/>
-    <w:semiHidden/>
     <w:unhideWhenUsed/>
     <w:qFormat/>
     <w:rsid w:val="00211F83"/>
@@ -7503,7 +8984,6 @@
     <w:basedOn w:val="DefaultParagraphFont"/>
     <w:link w:val="Heading3"/>
     <w:uiPriority w:val="9"/>
-    <w:semiHidden/>
     <w:rsid w:val="00211F83"/>
     <w:rPr>
       <w:rFonts w:eastAsiaTheme="majorEastAsia" w:cstheme="majorBidi"/>
